--- a/Thesis_Chapter2.docx
+++ b/Thesis_Chapter2.docx
@@ -1297,7 +1297,7 @@
         <w:t>single-retailer design</w:t>
       </w:r>
       <w:r>
-        <w:t xml:space="preserve"> choice is supported by Schipmann and Qaim’s (2011) finding that retail format creates systematic price variation in Southeast Asian food markets. Different retail formats—wet markets, modern supermarkets, premium specialty stores—have structurally different price levels that reflect format-level factors (rent, branding, customer base) rather than product attributes. Mixing retail formats in a single hedonic analysis would confound format premiums with attribute premiums. The single-retailer design eliminates this source of bias, at the cost of limiting external validity to the modern trade segment—a trade-off discussed further in Chapter 4.</w:t>
+        <w:t xml:space="preserve"> choice is supported by Schipmann and Qaim’s (2011) finding that retail format creates systematic price variation in Southeast Asian food markets. Different retail formats—wet markets, modern supermarkets, premium specialty stores—have structurally different price levels that reflect format-level factors (rent, branding, customer base) rather than product attributes. Mixing retail formats in a single hedonic analysis would confound format premiums with attribute premiums. The single-retailer design eliminates this source of bias, at the cost of limiting external validity to the modern trade segment—a trade-off discussed further in Chapter 5.</w:t>
       </w:r>
     </w:p>
     <w:p>
@@ -1452,7 +1452,7 @@
     <w:p>
       <w:pPr/>
       <w:r>
-        <w:t>These gaps define the contribution of this thesis. The following chapter describes the data collection pipeline, feature extraction methods, brand positioning typology, and econometric specification in detail.</w:t>
+        <w:t>These gaps define the contribution of this thesis. The following chapter presents the methodological framework—the hedonic price model, functional form selection, dual-price design, and brand positioning typology—and justifies each methodological choice against alternative approaches.</w:t>
       </w:r>
     </w:p>
     <w:sectPr>

--- a/Thesis_Chapter2.docx
+++ b/Thesis_Chapter2.docx
@@ -24,7 +24,7 @@
         <w:pStyle w:val="NoIndent"/>
       </w:pPr>
       <w:r>
-        <w:t xml:space="preserve">This chapter reviews the theoretical and empirical literature that underpins the present study. Three research streams converge in the design of a dual-price hedonic analysis of Vietnamese online grocery: </w:t>
+        <w:t xml:space="preserve">This chapter reviews the theoretical and empirical literature that underpins the present study. The design of a dual-price hedonic analysis of Vietnamese online grocery is informed by three converging research streams: </w:t>
       </w:r>
       <w:r>
         <w:rPr>
@@ -51,7 +51,7 @@
         <w:t>online retail pricing research</w:t>
       </w:r>
       <w:r>
-        <w:t>, which validates the use of web-scraped data as a reliable reflection of market pricing behaviour. A fourth strand—</w:t>
+        <w:t xml:space="preserve">, which validates the use of web-scraped data as a reliable reflection of market pricing behaviour. A fourth strand, </w:t>
       </w:r>
       <w:r>
         <w:rPr>
@@ -60,13 +60,13 @@
         <w:t>Vietnamese food market studies</w:t>
       </w:r>
       <w:r>
-        <w:t>—establishes the empirical context and identifies the research gaps this thesis addresses.</w:t>
+        <w:t xml:space="preserve">, provides the empirical context and identifies the research gaps this thesis addresses.</w:t>
       </w:r>
     </w:p>
     <w:p>
       <w:pPr/>
       <w:r>
-        <w:t>Section 2.1 establishes the theoretical foundation by tracing the development of hedonic pricing from Lancaster’s (1966) consumer theory through Rosen’s (1974) equilibrium framework to the identification caveats raised by Ekeland, Heckman, and Nesheim (2001). Section 2.2 reviews empirical applications of hedonic methods in food and agricultural markets, extracting methodological lessons for the present study. Section 2.3 examines the brand equity literature and develops the theoretical basis for the four-quadrant brand positioning typology used in the regression. Section 2.4 discusses the validity of web-scraped online prices as economic data. Section 2.5 synthesizes the Vietnamese food market context and identifies three specific research gaps that motivate the thesis.</w:t>
+        <w:t>Section 2.1 sets out the theoretical foundation by tracing the development of hedonic pricing from Lancaster’s (1966) consumer theory through Rosen’s (1974) equilibrium framework to the identification caveats raised by Ekeland, Heckman, and Nesheim (2001). Section 2.2 reviews empirical applications of hedonic methods in food and agricultural markets, drawing out methodological lessons for the present study. Section 2.3 examines the brand equity literature and develops the theoretical basis for the four-quadrant brand positioning typology used in the regression. Section 2.4 discusses the validity of web-scraped online prices as economic data. Section 2.5 synthesises the Vietnamese food market context and identifies three specific research gaps that motivate the thesis.</w:t>
       </w:r>
     </w:p>
     <w:p>
@@ -88,7 +88,7 @@
         <w:rPr>
           <w:b/>
         </w:rPr>
-        <w:t>new approach to consumer theory</w:t>
+        <w:t>approach to consumer theory</w:t>
       </w:r>
       <w:r>
         <w:t xml:space="preserve">. In the classical microeconomic framework, consumers derive utility directly from goods: a consumer’s preference ordering is defined over quantities of products. Lancaster challenged this view by arguing that </w:t>
@@ -100,7 +100,7 @@
         <w:t>consumers derive utility not from goods per se, but from the characteristics that goods possess</w:t>
       </w:r>
       <w:r>
-        <w:t>. A carton of milk, in this framework, is not valued as “milk” but as a bundle of attributes—protein content, calcium level, brand reputation, origin, shelf life—each contributing independently to the consumer’s utility. Different varieties of the same product category are simply different combinations of these characteristics, and consumers choose among them by evaluating the attribute bundle each offers.</w:t>
+        <w:t>. A carton of milk, in this framework, is not valued as “milk” but as a bundle of attributes (protein content, calcium level, brand reputation, origin, shelf life), each contributing independently to the consumer’s utility. Different varieties of the same product category are simply different combinations of these characteristics, and consumers choose among them by evaluating the attribute bundle each offers.</w:t>
       </w:r>
     </w:p>
     <w:p>
@@ -115,7 +115,7 @@
         <w:t>variation in prices across products within a category should be explainable by variation in their attribute compositions</w:t>
       </w:r>
       <w:r>
-        <w:t>. A premium-priced milk should differ from a budget milk not arbitrarily, but along identifiable dimensions—brand positioning, import origin, health certifications, packaging format—that the market implicitly values. This reasoning provides the conceptual foundation for the cross-sectional hedonic approach adopted in this thesis: by regressing observed prices on product attributes across a heterogeneous product catalogue, the analysis recovers the market’s implicit valuation of each attribute.</w:t>
+        <w:t>. A premium-priced milk should differ from a budget milk not arbitrarily, but along identifiable dimensions (brand positioning, import origin, health certifications, packaging format) that the market implicitly values. This reasoning provides the conceptual foundation for the cross-sectional hedonic approach adopted in this thesis: by regressing observed prices on product attributes across a heterogeneous product catalogue, the analysis recovers the market’s implicit valuation of each attribute.</w:t>
       </w:r>
     </w:p>
     <w:p>
@@ -148,7 +148,7 @@
         <w:t>z = (z₁, z₂, …, zₖ)</w:t>
       </w:r>
       <w:r>
-        <w:t xml:space="preserve">, then the market price function </w:t>
+        <w:t xml:space="preserve">then the market price function </w:t>
       </w:r>
       <w:r>
         <w:rPr>
@@ -190,7 +190,7 @@
         <w:t>zᵢ</w:t>
       </w:r>
       <w:r>
-        <w:t>, holding all other attributes constant. In practical terms, if the hedonic price function is estimated as a regression of product prices on attribute indicators, the regression coefficients represent these implicit prices—the market’s revealed marginal valuation of each attribute at the equilibrium margin.</w:t>
+        <w:t>holding all other attributes constant. In practical terms, if the hedonic price function is estimated as a regression of product prices on attribute indicators, the regression coefficients represent these implicit prices: the market’s revealed marginal valuation of each attribute at the equilibrium margin.</w:t>
       </w:r>
     </w:p>
     <w:p>
@@ -214,7 +214,7 @@
         <w:t>first stage</w:t>
       </w:r>
       <w:r>
-        <w:t xml:space="preserve"> involves estimating the hedonic price function P(z) from observed market data—recovering the relationship between attributes and prices. The </w:t>
+        <w:t xml:space="preserve"> involves estimating the hedonic price function P(z) from observed market data (recovering the relationship between attributes and prices). The </w:t>
       </w:r>
       <w:r>
         <w:rPr>
@@ -223,7 +223,7 @@
         <w:t>second stage</w:t>
       </w:r>
       <w:r>
-        <w:t xml:space="preserve"> uses the estimated implicit prices as inputs to identify the underlying demand and supply functions for individual attributes. The present thesis confines itself to the first stage: estimating how product attributes map to market prices across 10 food categories. No attempt is made to recover structural demand or supply parameters, and the results are interpreted accordingly—as descriptions of the equilibrium price surface, not as causal estimates of consumer willingness to pay.</w:t>
+        <w:t xml:space="preserve"> uses the estimated implicit prices as inputs to identify the underlying demand and supply functions for individual attributes. The present thesis confines itself to the first stage: estimating how product attributes map to market prices across 10 food categories. No attempt is made to recover structural demand or supply parameters, and the results are interpreted accordingly, that is, as descriptions of the equilibrium price surface rather than causal estimates of consumer willingness to pay.</w:t>
       </w:r>
     </w:p>
     <w:p>
@@ -256,7 +256,7 @@
         <w:t>reduced-form equilibrium relationship</w:t>
       </w:r>
       <w:r>
-        <w:t>—a description of what the market collectively pays for each attribute, not an estimate of what any individual consumer would pay in isolation.</w:t>
+        <w:t xml:space="preserve">: a description of what the market collectively pays for each attribute, not an estimate of what any individual consumer would pay in isolation.</w:t>
       </w:r>
     </w:p>
     <w:p>
@@ -280,7 +280,7 @@
         <w:t>single-retailer research design</w:t>
       </w:r>
       <w:r>
-        <w:t>. Because all products are drawn from a single retailer (Winmart), supply-side factors—procurement costs, logistics, platform fees, promotional budgets—are held roughly constant across products. While this does not fully resolve the identification problem in the sense of Ekeland et al. (2001), it narrows the range of supply-side confounds and allows the hedonic coefficients to be interpreted with greater confidence as reflections of market-level attribute valuations within a single retail environment.</w:t>
+        <w:t>. Because all products are drawn from a single retailer (Winmart), supply-side factors (procurement costs, logistics, platform fees, promotional budgets) are held roughly constant across products. While this does not fully resolve the identification problem in the sense of Ekeland et al. (2001), it narrows the range of supply-side confounds and allows the hedonic coefficients to be interpreted with greater confidence as reflections of market-level attribute valuations within a single retail environment.</w:t>
       </w:r>
     </w:p>
     <w:p>
@@ -295,7 +295,7 @@
         <w:t>equilibrium implicit prices</w:t>
       </w:r>
       <w:r>
-        <w:t>—what the market collectively pays for each attribute—rather than as causal estimates of consumer demand. This interpretive framework governs all empirical claims made in Chapters 4 and 5.</w:t>
+        <w:t xml:space="preserve"> (what the market collectively pays for each attribute) rather than as causal estimates of consumer demand. This interpretive framework governs all empirical claims made in Chapters 4 and 5.</w:t>
       </w:r>
     </w:p>
     <w:p>
@@ -344,7 +344,7 @@
         <w:t>log-linear specification</w:t>
       </w:r>
       <w:r>
-        <w:t xml:space="preserve">—regressing the natural log of price on attribute indicators—is the dominant functional form in food hedonics, consistent with Rosen’s (1974) original framework and Malpezzi’s (2002) applied guidance. The log transformation ensures that coefficients are interpretable as </w:t>
+        <w:t xml:space="preserve"> (regressing the natural log of price on attribute indicators, is the dominant functional form in food hedonics, consistent with Rosen’s (1974) original framework and Malpezzi’s (2002) applied guidance. The log transformation ensures that coefficients are interpretable as </w:t>
       </w:r>
       <w:r>
         <w:rPr>
@@ -368,7 +368,7 @@
         <w:t>subcategory controls are essential</w:t>
       </w:r>
       <w:r>
-        <w:t xml:space="preserve"> in food hedonic analysis. Within-category price variation—not cross-category comparisons—is the identification source for attribute premiums. The price difference between a premium yoghurt and a budget yoghurt within the dairy category is informative; the price difference between yoghurt and cooking oil is not. The present study addresses this through </w:t>
+        <w:t xml:space="preserve"> in food hedonic analysis. Within-category price variation, rather than cross-category comparisons, is the identification source for attribute premiums. The price difference between a premium yoghurt and a budget yoghurt within the dairy category is informative; the price difference between yoghurt and cooking oil is not. The present study addresses this through </w:t>
       </w:r>
       <w:r>
         <w:rPr>
@@ -377,7 +377,7 @@
         <w:t>subcategory fixed effects</w:t>
       </w:r>
       <w:r>
-        <w:t>, which absorb all level differences between subcategories (e.g., fresh milk versus powdered milk) and ensure that attribute premiums are identified from within-subcategory variation only. Third, sample heterogeneity matters: food products span enormous quality ranges, and without adequate controls, omitted quality variation biases hedonic estimates. The subcategory fixed effects in this thesis serve double duty—controlling for both price-level differences and unobserved quality dimensions that vary across but not within subcategories.</w:t>
+        <w:t xml:space="preserve">, which absorb all level differences between subcategories (e.g., fresh milk versus powdered milk) and ensure that attribute premiums are identified from within-subcategory variation only. Third, sample heterogeneity matters: food products span enormous quality ranges, and without adequate controls, omitted quality variation biases hedonic estimates. The subcategory fixed effects in this thesis serve double duty by controlling for both price-level differences and unobserved quality dimensions that vary across but not within subcategories.</w:t>
       </w:r>
     </w:p>
     <w:p>
@@ -420,7 +420,7 @@
         <w:t>before purchase</w:t>
       </w:r>
       <w:r>
-        <w:t xml:space="preserve">—pack size, brand name, country-of-origin label, price. Experience attributes require </w:t>
+        <w:t xml:space="preserve">: pack size, brand name, country-of-origin label, price. Experience attributes require </w:t>
       </w:r>
       <w:r>
         <w:rPr>
@@ -429,7 +429,7 @@
         <w:t>actual consumption</w:t>
       </w:r>
       <w:r>
-        <w:t xml:space="preserve"> to assess—taste, texture, freshness. Darby and Karni (1973) extended this taxonomy by introducing a third category: </w:t>
+        <w:t xml:space="preserve"> to assess, taste, texture, freshness. Darby and Karni (1973) extended this taxonomy by introducing a third category: </w:t>
       </w:r>
       <w:r>
         <w:rPr>
@@ -453,7 +453,7 @@
     <w:p>
       <w:pPr/>
       <w:r>
-        <w:t xml:space="preserve">This tripartite classification is directly relevant to the design of the present study. The attributes extracted via natural language processing from product names—brand name, import origin, pack size, health claim keywords, freshness claim keywords—are predominantly </w:t>
+        <w:t xml:space="preserve">This tripartite classification is directly relevant to the design of the present study. The attributes extracted via natural language processing from product names (brand name, import origin, pack size, health claim keywords, freshness claim keywords) are predominantly </w:t>
       </w:r>
       <w:r>
         <w:rPr>
@@ -462,11 +462,12 @@
         <w:t>search attributes</w:t>
       </w:r>
       <w:r>
-        <w:t>: they are visible on the product listing before purchase. However, two of the extracted features—</w:t>
+        <w:t xml:space="preserve">: they are visible on the product listing before purchase. However, two of the extracted features, </w:t>
       </w:r>
       <w:r>
         <w:rPr>
           <w:b/>
+          <w:i/>
         </w:rPr>
         <w:t>has_health_claim</w:t>
       </w:r>
@@ -476,11 +477,12 @@
       <w:r>
         <w:rPr>
           <w:b/>
+          <w:i/>
         </w:rPr>
         <w:t>has_freshness_claim</w:t>
       </w:r>
       <w:r>
-        <w:t xml:space="preserve">—capture what are substantively </w:t>
+        <w:t xml:space="preserve">) capture what are substantively </w:t>
       </w:r>
       <w:r>
         <w:rPr>
@@ -513,7 +515,7 @@
         <w:t>resilient to promotional discounting</w:t>
       </w:r>
       <w:r>
-        <w:t>: a retailer may discount a branded product to attract traffic, but has less incentive to discount a health-certified product whose premium rests on regulatory trust rather than brand competition. The dual-price design of this thesis—comparing hedonic coefficients from marked-price and final-price regressions—provides a framework for testing whether this prediction holds empirically.</w:t>
+        <w:t>: a retailer may discount a branded product to attract traffic, but has less incentive to discount a health-certified product whose premium rests on regulatory trust rather than brand competition. The dual-price design of this thesis, comparing hedonic coefficients from marked-price and final-price regressions, provides a framework for testing whether this prediction holds empirically.</w:t>
       </w:r>
     </w:p>
     <w:p>
@@ -538,11 +540,12 @@
         <w:t>brand reputation and geographic origin generate independent, statistically separable price premiums</w:t>
       </w:r>
       <w:r>
-        <w:t>. Schamel (2006) extended this work to multiple wine regions and confirmed that origin premiums exist above and beyond brand effects—a finding that provides direct precedent for including both brand indicators (</w:t>
+        <w:t>. Schamel (2006) extended this work to multiple wine regions and confirmed that origin premiums exist above and beyond brand effects. This finding provides direct precedent for including both brand indicators (</w:t>
       </w:r>
       <w:r>
         <w:rPr>
           <w:b/>
+          <w:i/>
         </w:rPr>
         <w:t>is_branded</w:t>
       </w:r>
@@ -552,6 +555,7 @@
       <w:r>
         <w:rPr>
           <w:b/>
+          <w:i/>
         </w:rPr>
         <w:t>is_premium</w:t>
       </w:r>
@@ -561,6 +565,7 @@
       <w:r>
         <w:rPr>
           <w:b/>
+          <w:i/>
         </w:rPr>
         <w:t>is_import</w:t>
       </w:r>
@@ -580,7 +585,54 @@
         <w:t>functional form selection</w:t>
       </w:r>
       <w:r>
-        <w:t xml:space="preserve"> in hedonic price analysis. His review favours the log-linear specification for price data on both theoretical and practical grounds: it accommodates heteroskedasticity, produces scale-free percentage coefficients, and is consistent with the multiplicative structure of attribute-based pricing. The present thesis follows this recommendation, estimating ln(price per standardized unit) as the dependent variable.</w:t>
+        <w:t xml:space="preserve"> in hedonic price analysis. His review favours the log-linear specification for price data on both theoretical and practical grounds: it accommodates heteroskedasticity, produces scale-free percentage coefficients, and is consistent with the multiplicative structure of attribute-based pricing. The present thesis follows this recommendation, estimating </w:t>
+      </w:r>
+      <w:r>
+        <w:rPr>
+          <w:i/>
+        </w:rPr>
+        <w:t>ln(P</w:t>
+      </w:r>
+      <w:r>
+        <w:rPr>
+          <w:i/>
+          <w:vertAlign w:val="subscript"/>
+        </w:rPr>
+        <w:t>i</w:t>
+      </w:r>
+      <w:r>
+        <w:rPr>
+          <w:i/>
+        </w:rPr>
+        <w:t>)</w:t>
+      </w:r>
+      <w:r>
+        <w:t xml:space="preserve">, where </w:t>
+      </w:r>
+      <w:r>
+        <w:rPr>
+          <w:i/>
+        </w:rPr>
+        <w:t>P</w:t>
+      </w:r>
+      <w:r>
+        <w:rPr>
+          <w:i/>
+          <w:vertAlign w:val="subscript"/>
+        </w:rPr>
+        <w:t>i</w:t>
+      </w:r>
+      <w:r>
+        <w:t xml:space="preserve"> denotes product </w:t>
+      </w:r>
+      <w:r>
+        <w:rPr>
+          <w:i/>
+        </w:rPr>
+        <w:t>i</w:t>
+      </w:r>
+      <w:r>
+        <w:t>’s price per standardised unit, as the dependent variable.</w:t>
       </w:r>
     </w:p>
     <w:p>
@@ -595,7 +647,7 @@
         <w:t>market-observed hedonic prices do not correspond directly to consumer willingness to pay</w:t>
       </w:r>
       <w:r>
-        <w:t xml:space="preserve">. Their comparison of hedonic estimates from scanner data with experimental willingness-to-pay estimates for food quality attributes reveals systematic divergences. Hedonic prices reflect equilibrium outcomes—the joint product of demand and supply—while experimental WTP measures isolated demand preferences. This finding reinforces the interpretive stance adopted in Section 2.1: the hedonic coefficients estimated in this thesis represent </w:t>
+        <w:t xml:space="preserve">. Their comparison of hedonic estimates from scanner data with experimental willingness-to-pay estimates for food quality attributes reveals systematic divergences. Hedonic prices reflect equilibrium outcomes (the joint product of demand and supply), while experimental WTP measures isolated demand preferences. This finding reinforces the interpretive stance adopted in Section 2.1: the hedonic coefficients estimated in this thesis represent </w:t>
       </w:r>
       <w:r>
         <w:rPr>
@@ -604,7 +656,7 @@
         <w:t>equilibrium implicit prices</w:t>
       </w:r>
       <w:r>
-        <w:t>, not consumer demand parameters.</w:t>
+        <w:t xml:space="preserve">, not consumer demand parameters.</w:t>
       </w:r>
     </w:p>
     <w:p>
@@ -628,7 +680,7 @@
         <w:t>hypothetical bias</w:t>
       </w:r>
       <w:r>
-        <w:t xml:space="preserve">—respondents systematically overstate their willingness to pay in hypothetical scenarios relative to actual market behaviour. The present thesis avoids this problem entirely by using </w:t>
+        <w:t xml:space="preserve">: respondents systematically overstate their willingness to pay in hypothetical scenarios relative to actual market behaviour. The present thesis avoids this problem entirely by using </w:t>
       </w:r>
       <w:r>
         <w:rPr>
@@ -686,7 +738,7 @@
         <w:t>four-quadrant brand positioning typology</w:t>
       </w:r>
       <w:r>
-        <w:t xml:space="preserve"> used in this thesis. Rather than entering a single binary “branded versus unbranded” variable into the hedonic regression—as is common in the food pricing literature—this study decomposes the brand dimension into two theoretically grounded components: </w:t>
+        <w:t xml:space="preserve"> used in this thesis. Rather than entering a single binary “branded versus unbranded” variable into the hedonic regression, as is common in the food pricing literature, this study decomposes the brand dimension into two theoretically grounded components: </w:t>
       </w:r>
       <w:r>
         <w:rPr>
@@ -756,7 +808,7 @@
         <w:t>brand image</w:t>
       </w:r>
       <w:r>
-        <w:t xml:space="preserve">. Brand awareness refers to the strength of the brand node in memory—the consumer’s ability to identify the brand under different conditions. Keller further decomposes awareness into </w:t>
+        <w:t xml:space="preserve">. Brand awareness refers to the strength of the brand node in memory (the consumer’s ability to identify the brand under different conditions. Keller further decomposes awareness into </w:t>
       </w:r>
       <w:r>
         <w:rPr>
@@ -774,13 +826,13 @@
         <w:t>brand recall</w:t>
       </w:r>
       <w:r>
-        <w:t xml:space="preserve"> (can the consumer retrieve the brand from memory when given the product category as a cue?). Brand image, by contrast, refers to the set of associations linked to the brand in the consumer’s memory—their type, favourability, strength, and uniqueness.</w:t>
+        <w:t xml:space="preserve"> (can the consumer retrieve the brand from memory when given the product category as a cue?). Brand image, by contrast, refers to the set of associations linked to the brand in the consumer’s memory: their type, favourability, strength, and uniqueness.</w:t>
       </w:r>
     </w:p>
     <w:p>
       <w:pPr/>
       <w:r>
-        <w:t xml:space="preserve">The CBBE model predicts that brand awareness alone can generate positive consumer response: a brand that is recognized on the shelf benefits from familiarity, reduced perceived risk, and inclusion in the consideration set. High awareness does not, however, guarantee a price premium—that depends on the favourability of the brand’s image associations. A nationally distributed brand that consumers readily recognize but associate with economy positioning (a </w:t>
+        <w:t xml:space="preserve">The CBBE model predicts that brand awareness alone can generate positive consumer response: a brand that is recognized on the shelf benefits from familiarity, reduced perceived risk, and inclusion in the consideration set. High awareness does not, however, guarantee a price premium; this depends on the favourability of the brand’s image associations. A nationally distributed brand that consumers readily recognize but associate with economy positioning (a </w:t>
       </w:r>
       <w:r>
         <w:rPr>
@@ -800,6 +852,7 @@
       <w:r>
         <w:rPr>
           <w:b/>
+          <w:i/>
         </w:rPr>
         <w:t>is_high_recognition</w:t>
       </w:r>
@@ -813,7 +866,7 @@
         <w:t>high shelf presence</w:t>
       </w:r>
       <w:r>
-        <w:t xml:space="preserve"> across Vietnamese modern trade channels—a proxy consistent with Keller’s (1993) recognition construct. The brand list was curated through manual review of the product catalogue and cross-referenced with market share data where available (see Chapter 3 for the full operationalization).</w:t>
+        <w:t xml:space="preserve"> across Vietnamese modern trade channels, a proxy consistent with Keller’s (1993) recognition construct. The brand list was curated through manual review of the product catalogue and cross-referenced with market share data where available (see Chapter 3 for the full operationalization).</w:t>
       </w:r>
     </w:p>
     <w:p>
@@ -838,7 +891,7 @@
         <w:t>perceived quality</w:t>
       </w:r>
       <w:r>
-        <w:t xml:space="preserve"> as a core dimension of brand equity. In Aaker’s framework, perceived quality is defined as the consumer’s subjective judgement of a product’s overall excellence—a judgement that may or may not correspond to objective quality. Critically, perceived quality is not an intrinsic product attribute but a </w:t>
+        <w:t xml:space="preserve"> as a core dimension of brand equity. In Aaker’s framework, perceived quality is defined as the consumer’s subjective judgement of a product’s overall excellence: a judgement that may or may not correspond to objective quality. Critically, perceived quality is not an intrinsic product attribute but a </w:t>
       </w:r>
       <w:r>
         <w:rPr>
@@ -880,7 +933,7 @@
         <w:t>premium pricing</w:t>
       </w:r>
       <w:r>
-        <w:t>, and it signals quality to consumers who lack the expertise or motivation to evaluate the product directly. In the context of grocery markets—where consumers face hundreds of products and make rapid, heuristic-driven decisions—price itself serves as one of the most powerful quality signals. A product positioned above the category median price is perceived as higher quality, regardless of whether the objective quality difference justifies the price gap.</w:t>
+        <w:t xml:space="preserve">, and it signals quality to consumers who lack the expertise or motivation to evaluate the product directly. In the context of grocery markets (where consumers face hundreds of products and make rapid, heuristic-driven decisions), price itself serves as one of the most powerful quality signals. A product positioned above the category median price is perceived as higher quality, regardless of whether the objective quality difference justifies the price gap.</w:t>
       </w:r>
     </w:p>
     <w:p>
@@ -891,6 +944,7 @@
       <w:r>
         <w:rPr>
           <w:b/>
+          <w:i/>
         </w:rPr>
         <w:t>is_premium</w:t>
       </w:r>
@@ -913,7 +967,7 @@
         <w:t>price-tier positioning</w:t>
       </w:r>
       <w:r>
-        <w:t>—a structural characteristic of the product’s market placement—rather than the dependent variable itself, and the subcategory median is computed across products, not across time. The econometric implications of this design choice are discussed in Chapter 3.</w:t>
+        <w:t xml:space="preserve"> (a structural characteristic of the product’s market placement, rather than the dependent variable itself, and the subcategory median is computed across products, not across time. The econometric implications of this design choice are discussed in Chapter 3.</w:t>
       </w:r>
     </w:p>
     <w:p>
@@ -957,6 +1011,7 @@
       <w:r>
         <w:rPr>
           <w:b/>
+          <w:i/>
         </w:rPr>
         <w:t>is_branded</w:t>
       </w:r>
@@ -980,6 +1035,7 @@
       <w:r>
         <w:rPr>
           <w:b/>
+          <w:i/>
         </w:rPr>
         <w:t>is_premium</w:t>
       </w:r>
@@ -1003,6 +1059,7 @@
       <w:r>
         <w:rPr>
           <w:b/>
+          <w:i/>
         </w:rPr>
         <w:t>is_high_recognition</w:t>
       </w:r>
@@ -1013,7 +1070,7 @@
     <w:p>
       <w:pPr/>
       <w:r>
-        <w:t>The resulting five product groups—</w:t>
+        <w:t xml:space="preserve">The resulting five product groups are: </w:t>
       </w:r>
       <w:r>
         <w:rPr>
@@ -1058,7 +1115,7 @@
         <w:t>Prestige Leader</w:t>
       </w:r>
       <w:r>
-        <w:t xml:space="preserve"> (branded, high recognition, premium)—are encoded as </w:t>
+        <w:t xml:space="preserve"> (branded, high recognition, premium). These are encoded as </w:t>
       </w:r>
       <w:r>
         <w:rPr>
@@ -1071,6 +1128,74 @@
       </w:r>
     </w:p>
     <w:p>
+      <w:pPr>
+        <w:jc w:val="center"/>
+      </w:pPr>
+      <w:r>
+        <w:drawing>
+          <wp:inline xmlns:wp="http://schemas.openxmlformats.org/drawingml/2006/wordprocessingDrawing" distT="0" distB="0" distL="0" distR="0">
+            <wp:extent cx="5029200" cy="3988000"/>
+            <wp:effectExtent l="0" t="0" r="0" b="0"/>
+            <wp:docPr id="100" name="Brand Positioning Map" descr="Brand positioning map: Keller (1993) brand recognition dimension crossed with Aaker (1991) perceived quality dimension, showing the four branded quadrants and example Vietnamese grocery brands in each."/>
+            <wp:cNvGraphicFramePr>
+              <a:graphicFrameLocks xmlns:a="http://schemas.openxmlformats.org/drawingml/2006/main" noChangeAspect="1"/>
+            </wp:cNvGraphicFramePr>
+            <a:graphic xmlns:a="http://schemas.openxmlformats.org/drawingml/2006/main">
+              <a:graphicData uri="http://schemas.openxmlformats.org/drawingml/2006/picture">
+                <pic:pic xmlns:pic="http://schemas.openxmlformats.org/drawingml/2006/picture">
+                  <pic:nvPicPr>
+                    <pic:cNvPr id="100" name="Brand Positioning Map"/>
+                    <pic:cNvPicPr/>
+                  </pic:nvPicPr>
+                  <pic:blipFill>
+                    <a:blip xmlns:r="http://schemas.openxmlformats.org/officeDocument/2006/relationships" r:embed="rIdBPM1"/>
+                    <a:stretch>
+                      <a:fillRect/>
+                    </a:stretch>
+                  </pic:blipFill>
+                  <pic:spPr>
+                    <a:xfrm>
+                      <a:off x="0" y="0"/>
+                      <a:ext cx="5029200" cy="3988000"/>
+                    </a:xfrm>
+                    <a:prstGeom prst="rect">
+                      <a:avLst/>
+                    </a:prstGeom>
+                  </pic:spPr>
+                </pic:pic>
+              </a:graphicData>
+            </a:graphic>
+          </wp:inline>
+        </w:drawing>
+      </w:r>
+    </w:p>
+    <w:p>
+      <w:pPr>
+        <w:jc w:val="center"/>
+      </w:pPr>
+      <w:r>
+        <w:rPr>
+          <w:i/>
+          <w:sz w:val="20"/>
+        </w:rPr>
+        <w:t xml:space="preserve">Figure 2.1. Brand positioning map constructed from Keller’s (1993) brand recognition and Aaker’s (1991) perceived quality dimensions. Example brands shown in each quadrant are the six most frequently observed in the Winmart catalogue; </w:t>
+      </w:r>
+      <w:r>
+        <w:rPr>
+          <w:i/>
+          <w:sz w:val="20"/>
+        </w:rPr>
+        <w:t>n</w:t>
+      </w:r>
+      <w:r>
+        <w:rPr>
+          <w:i/>
+          <w:sz w:val="20"/>
+        </w:rPr>
+        <w:t xml:space="preserve"> counts denote the total number of distinct brands classified into each quadrant. Generic (unbranded) products sit outside the map.</w:t>
+      </w:r>
+    </w:p>
+    <w:p>
       <w:pPr/>
       <w:r>
         <w:t xml:space="preserve">This decomposition is theoretically motivated by Kapferer’s (2008) argument that brand identity is </w:t>
@@ -1082,7 +1207,7 @@
         <w:t>multidimensional</w:t>
       </w:r>
       <w:r>
-        <w:t xml:space="preserve">—that brands differentiate along multiple facets simultaneously, and that a single brand premium coefficient conceals the distinct contributions of awareness, quality positioning, and image associations. The four-quadrant typology is not a measure of brand equity in the Keller or Aaker sense; rather, it is a </w:t>
+        <w:t xml:space="preserve">: brands differentiate along multiple facets simultaneously, and a single brand premium coefficient conceals the distinct contributions of awareness, quality positioning, and image associations. The four-quadrant typology is not a measure of brand equity in the Keller or Aaker sense; rather, it is a </w:t>
       </w:r>
       <w:r>
         <w:rPr>
@@ -1121,6 +1246,7 @@
       <w:r>
         <w:rPr>
           <w:b/>
+          <w:i/>
         </w:rPr>
         <w:t>is_import</w:t>
       </w:r>
@@ -1203,7 +1329,7 @@
         <w:t>counter-cyclical pricing patterns</w:t>
       </w:r>
       <w:r>
-        <w:t xml:space="preserve"> in food retail: during high-demand periods, some retailers increase promotional intensity on traffic-driving categories while maintaining or raising prices on less elastic items. This pattern is potentially relevant to the Tết holiday period (February 17, 2026) that falls within the observation window of this thesis, and is revisited in the discussion of results in Chapter 4.</w:t>
+        <w:t xml:space="preserve"> in food retail: during high-demand periods, some retailers increase promotional intensity on traffic-driving categories while maintaining or raising prices on less elastic items. This pattern is potentially relevant to the Tết holiday period (February 17, 2026) that falls within the observation window of this thesis, and is revisited in the discussion of results in Chapter 5.</w:t>
       </w:r>
     </w:p>
     <w:p>
@@ -1243,7 +1369,7 @@
         <w:t>72 percent of identical products carry identical prices</w:t>
       </w:r>
       <w:r>
-        <w:t xml:space="preserve"> in both channels. Online prices are not a distorted artefact of a separate digital market; they reflect the same underlying pricing strategy applied across channels. For multi-channel retailers like Winmart—which operates both physical stores and an online platform—this evidence suggests that the online prices scraped in this thesis are representative of the retailer’s overall pricing behaviour, not a channel-specific anomaly.</w:t>
+        <w:t xml:space="preserve"> in both channels. Online prices are not a distorted artefact of a separate digital market; they reflect the same underlying pricing strategy applied across channels. For multi-channel retailers like Winmart, which operates both physical stores and an online platform, this evidence suggests that the online prices scraped in this thesis are representative of the retailer’s overall pricing behaviour, not a channel-specific anomaly.</w:t>
       </w:r>
     </w:p>
     <w:p>
@@ -1258,7 +1384,7 @@
         <w:t>daily price data</w:t>
       </w:r>
       <w:r>
-        <w:t xml:space="preserve"> avoids the temporal aggregation bias inherent in monthly or quarterly price statistics. Survey-based consumer price indices, for instance, aggregate prices over reporting periods and across outlets, smoothing out the within-period promotional dynamics that are central to this thesis. The 88-day daily panel used here captures the full trajectory of promotional pricing—the introduction, duration, and removal of discounts—that monthly data would average away.</w:t>
+        <w:t xml:space="preserve"> avoids the temporal aggregation bias inherent in monthly or quarterly price statistics. Survey-based consumer price indices, for instance, aggregate prices over reporting periods and across outlets, smoothing out the within-period promotional dynamics that are central to this thesis. The 88-day daily panel used here captures the full trajectory of promotional pricing, the introduction, duration, and removal of discounts, that monthly data would average away.</w:t>
       </w:r>
     </w:p>
     <w:p>
@@ -1288,7 +1414,7 @@
     <w:p>
       <w:pPr/>
       <w:r>
-        <w:t xml:space="preserve">Finally, the </w:t>
+        <w:t xml:space="preserve">Finally, Schipmann and Qaim (2011) provide direct support for the </w:t>
       </w:r>
       <w:r>
         <w:rPr>
@@ -1297,7 +1423,7 @@
         <w:t>single-retailer design</w:t>
       </w:r>
       <w:r>
-        <w:t xml:space="preserve"> choice is supported by Schipmann and Qaim’s (2011) finding that retail format creates systematic price variation in Southeast Asian food markets. Different retail formats—wet markets, modern supermarkets, premium specialty stores—have structurally different price levels that reflect format-level factors (rent, branding, customer base) rather than product attributes. Mixing retail formats in a single hedonic analysis would confound format premiums with attribute premiums. The single-retailer design eliminates this source of bias, at the cost of limiting external validity to the modern trade segment—a trade-off discussed further in Chapter 5.</w:t>
+        <w:t xml:space="preserve"> adopted in this thesis. They show that retail format creates systematic price variation in Southeast Asian food markets: different retail formats (wet markets, modern supermarkets, premium specialty stores) carry structurally different price levels that reflect format-level factors (rent, branding, customer base) rather than product attributes. Mixing retail formats in a single hedonic analysis would therefore confound format premiums with attribute premiums. This thesis eliminates that source of bias by drawing all observations from one retailer, at the cost of limiting external validity to the modern trade segment (a trade-off discussed further in Chapter 5).</w:t>
       </w:r>
     </w:p>
     <w:p>
@@ -1313,7 +1439,7 @@
         <w:pStyle w:val="NoIndent"/>
       </w:pPr>
       <w:r>
-        <w:t xml:space="preserve">Vietnam’s food retail landscape has undergone a structural transformation over the past two decades. The traditional wet market, which once accounted for the vast majority of food purchases, is being progressively supplemented by modern trade channels—supermarkets, convenience stores, and their online extensions—particularly in urban areas (Bairagi et al., 2020). This transition has been accompanied by a shift from commodity-based pricing, where products are largely undifferentiated, to </w:t>
+        <w:t xml:space="preserve">Vietnam’s food retail landscape has undergone a structural transformation over the past two decades. The traditional wet market, which once accounted for the vast majority of food purchases, is being progressively supplemented by modern trade channels (supermarkets, convenience stores, and their online extensions), particularly in urban areas (Bairagi et al., 2020). This transition has been accompanied by a shift from commodity-based pricing, where products are largely undifferentiated, to </w:t>
       </w:r>
       <w:r>
         <w:rPr>
@@ -1322,7 +1448,7 @@
         <w:t>attribute-based pricing</w:t>
       </w:r>
       <w:r>
-        <w:t>, where brand identity, origin labelling, and quality certifications increasingly determine what consumers pay. It is precisely this environment—where product differentiation and attribute-based premiums are actively emerging—that makes hedonic price decomposition most analytically informative.</w:t>
+        <w:t xml:space="preserve">, where brand identity, origin labelling, and quality certifications increasingly determine what consumers pay. It is precisely this environment, where product differentiation and attribute-based premiums are actively emerging, that makes hedonic price decomposition most analytically informative.</w:t>
       </w:r>
     </w:p>
     <w:p>
@@ -1361,7 +1487,7 @@
         <w:t>brand and origin signals as quality proxies</w:t>
       </w:r>
       <w:r>
-        <w:t>—a finding consistent with the theoretical predictions of Aaker’s (1991) perceived quality framework and with the inclusion of brand and import variables in the hedonic specification of this thesis.</w:t>
+        <w:t xml:space="preserve">, a finding consistent with the theoretical predictions of Aaker’s (1991) perceived quality framework and with the inclusion of brand and import variables in the hedonic specification of this thesis.</w:t>
       </w:r>
     </w:p>
     <w:p>
@@ -1423,7 +1549,7 @@
         <w:t>multiple food categories simultaneously</w:t>
       </w:r>
       <w:r>
-        <w:t>, which prevents researchers from comparing how the implicit market value of a given attribute varies across structurally different product types.</w:t>
+        <w:t xml:space="preserve">, which prevents researchers from comparing how the implicit market value of a given attribute varies across structurally different product types.</w:t>
       </w:r>
     </w:p>
     <w:p>
@@ -1452,7 +1578,7 @@
     <w:p>
       <w:pPr/>
       <w:r>
-        <w:t>These gaps define the contribution of this thesis. The following chapter presents the methodological framework—the hedonic price model, functional form selection, dual-price design, and brand positioning typology—and justifies each methodological choice against alternative approaches.</w:t>
+        <w:t>These gaps define the contribution of this thesis. The following chapter presents the methodological framework (the hedonic price model, functional form selection, dual-price design, and brand positioning typology) and justifies each methodological choice against alternative approaches.</w:t>
       </w:r>
     </w:p>
     <w:sectPr>
